--- a/policies/aec/AI-Acceptable-Use-Policy-AEC.docx
+++ b/policies/aec/AI-Acceptable-Use-Policy-AEC.docx
@@ -44,7 +44,22 @@
           <w:color w:val="666666"/>
           <w:sz w:val="20"/>
         </w:rPr>
-        <w:t>Version 1.0 — March 2026 | Free to use</w:t>
+        <w:t>Version 1.0 — March 2026</w:t>
+      </w:r>
+    </w:p>
+    <w:p>
+      <w:pPr>
+        <w:spacing w:before="120" w:after="120"/>
+      </w:pPr>
+      <w:r>
+        <w:rPr>
+          <w:rFonts w:ascii="Arial" w:hAnsi="Arial"/>
+          <w:b w:val="0"/>
+          <w:i w:val="0"/>
+          <w:color w:val="333333"/>
+          <w:sz w:val="21"/>
+        </w:rPr>
+        <w:t>*Free to use* | Download DOCX version</w:t>
       </w:r>
     </w:p>
     <w:p>

--- a/policies/aec/AI-Acceptable-Use-Policy-AEC.docx
+++ b/policies/aec/AI-Acceptable-Use-Policy-AEC.docx
@@ -29,7 +29,7 @@
           <w:color w:val="666666"/>
           <w:sz w:val="22"/>
         </w:rPr>
-        <w:t>Open IT Policy Library for AEC by Sorted Solution | sortedsolution.com</w:t>
+        <w:t>Open IT Policy Library for AEC by Sorted Solution | sortedsolution.com&lt;br&gt;</w:t>
       </w:r>
     </w:p>
     <w:p>

--- a/policies/aec/AI-Acceptable-Use-Policy-AEC.docx
+++ b/policies/aec/AI-Acceptable-Use-Policy-AEC.docx
@@ -29,7 +29,7 @@
           <w:color w:val="666666"/>
           <w:sz w:val="22"/>
         </w:rPr>
-        <w:t>Open IT Policy Library for AEC by Sorted Solution | sortedsolution.com&lt;br&gt;</w:t>
+        <w:t>Open IT Policy Library for AEC by Sorted Solution | sortedsolution.com</w:t>
       </w:r>
     </w:p>
     <w:p>
@@ -49,17 +49,17 @@
     </w:p>
     <w:p>
       <w:pPr>
-        <w:spacing w:before="120" w:after="120"/>
+        <w:spacing w:after="200"/>
       </w:pPr>
       <w:r>
         <w:rPr>
           <w:rFonts w:ascii="Arial" w:hAnsi="Arial"/>
           <w:b w:val="0"/>
-          <w:i w:val="0"/>
-          <w:color w:val="333333"/>
-          <w:sz w:val="21"/>
+          <w:i/>
+          <w:color w:val="666666"/>
+          <w:sz w:val="20"/>
         </w:rPr>
-        <w:t>*Free to use* | Download DOCX version</w:t>
+        <w:t>Free to use</w:t>
       </w:r>
     </w:p>
     <w:p>
@@ -3846,7 +3846,51 @@
           <w:color w:val="333333"/>
           <w:sz w:val="21"/>
         </w:rPr>
-        <w:t>This policy is part of the Open IT Policy Library for AEC by Sorted Solution. Free to use, fork, and adapt. Attribution appreciated.</w:t>
+        <w:t xml:space="preserve">This policy is part of the </w:t>
+      </w:r>
+      <w:hyperlink r:id="rId11">
+        <w:r>
+          <w:rPr>
+            <w:rFonts w:ascii="Arial" w:hAnsi="Arial"/>
+            <w:sz w:val="21"/>
+            <w:color w:val="2B579A"/>
+            <w:u w:val="single"/>
+            <w:i/>
+          </w:rPr>
+          <w:t xml:space="preserve">Open IT Policy Library for AEC</w:t>
+        </w:r>
+      </w:hyperlink>
+      <w:r>
+        <w:rPr>
+          <w:rFonts w:ascii="Arial" w:hAnsi="Arial"/>
+          <w:b w:val="0"/>
+          <w:i/>
+          <w:color w:val="333333"/>
+          <w:sz w:val="21"/>
+        </w:rPr>
+        <w:t xml:space="preserve"> by </w:t>
+      </w:r>
+      <w:hyperlink r:id="rId12">
+        <w:r>
+          <w:rPr>
+            <w:rFonts w:ascii="Arial" w:hAnsi="Arial"/>
+            <w:sz w:val="21"/>
+            <w:color w:val="2B579A"/>
+            <w:u w:val="single"/>
+            <w:i/>
+          </w:rPr>
+          <w:t xml:space="preserve">Sorted Solution</w:t>
+        </w:r>
+      </w:hyperlink>
+      <w:r>
+        <w:rPr>
+          <w:rFonts w:ascii="Arial" w:hAnsi="Arial"/>
+          <w:b w:val="0"/>
+          <w:i/>
+          <w:color w:val="333333"/>
+          <w:sz w:val="21"/>
+        </w:rPr>
+        <w:t>. Free to use, fork, and adapt. Attribution appreciated.</w:t>
       </w:r>
     </w:p>
     <w:sectPr>
@@ -3870,16 +3914,17 @@
         <w:tab w:pos="9360" w:val="right"/>
       </w:tabs>
     </w:pPr>
-    <w:r>
-      <w:rPr>
-        <w:rFonts w:ascii="Arial" w:hAnsi="Arial"/>
-        <w:b w:val="0"/>
-        <w:i w:val="0"/>
-        <w:color w:val="666666"/>
-        <w:sz w:val="16"/>
-      </w:rPr>
-      <w:t>sortedsolution.com/oitpl</w:t>
-    </w:r>
+    <w:hyperlink r:id="rId1">
+      <w:r>
+        <w:rPr>
+          <w:rFonts w:ascii="Arial" w:hAnsi="Arial"/>
+          <w:sz w:val="16"/>
+          <w:color w:val="666666"/>
+          <w:u w:val="single"/>
+        </w:rPr>
+        <w:t xml:space="preserve">sortedsolution.com/oitpl</w:t>
+      </w:r>
+    </w:hyperlink>
     <w:r>
       <w:rPr>
         <w:rFonts w:ascii="Arial" w:hAnsi="Arial"/>

--- a/policies/aec/AI-Acceptable-Use-Policy-AEC.docx
+++ b/policies/aec/AI-Acceptable-Use-Policy-AEC.docx
@@ -59,7 +59,7 @@
           <w:color w:val="666666"/>
           <w:sz w:val="20"/>
         </w:rPr>
-        <w:t>Free to use</w:t>
+        <w:t>Free to use, fork, and adapt at [github.com/sortedsol/Open-IT-Policy-Library](https://github.com/sortedsol/Open-IT-Policy-Library)</w:t>
       </w:r>
     </w:p>
     <w:p>

--- a/policies/aec/AI-Acceptable-Use-Policy-AEC.docx
+++ b/policies/aec/AI-Acceptable-Use-Policy-AEC.docx
@@ -59,7 +59,28 @@
           <w:color w:val="666666"/>
           <w:sz w:val="20"/>
         </w:rPr>
-        <w:t>Free to use, fork, and adapt at [github.com/sortedsol/Open-IT-Policy-Library](https://github.com/sortedsol/Open-IT-Policy-Library)</w:t>
+        <w:t xml:space="preserve">Free to use, fork, and adapt at </w:t>
+      </w:r>
+      <w:hyperlink r:id="rId11">
+        <w:r>
+          <w:rPr>
+            <w:rFonts w:ascii="Arial" w:hAnsi="Arial"/>
+            <w:sz w:val="20"/>
+            <w:color w:val="2B579A"/>
+            <w:u w:val="single"/>
+            <w:i/>
+          </w:rPr>
+          <w:t xml:space="preserve">github.com/sortedsol/Open-IT-Policy-Library</w:t>
+        </w:r>
+      </w:hyperlink>
+      <w:r>
+        <w:rPr>
+          <w:rFonts w:ascii="Arial" w:hAnsi="Arial"/>
+          <w:b w:val="0"/>
+          <w:i/>
+          <w:color w:val="666666"/>
+          <w:sz w:val="20"/>
+        </w:rPr>
       </w:r>
     </w:p>
     <w:p>

--- a/policies/aec/AI-Acceptable-Use-Policy-AEC.docx
+++ b/policies/aec/AI-Acceptable-Use-Policy-AEC.docx
@@ -993,40 +993,64 @@
         <w:spacing w:before="40" w:after="40"/>
       </w:pPr>
     </w:p>
+    <w:tbl>
+      <w:tblPr>
+        <w:jc w:val="center"/>
+        <w:tblLook w:firstColumn="1" w:firstRow="1" w:lastColumn="0" w:lastRow="0" w:noHBand="0" w:noVBand="1" w:val="04A0"/>
+        <w:tblW w:w="9360" w:type="dxa"/>
+      </w:tblPr>
+      <w:tblGrid>
+        <w:gridCol w:w="9360"/>
+      </w:tblGrid>
+      <w:tr>
+        <w:tc>
+          <w:tcPr>
+            <w:tcW w:type="dxa" w:w="9360"/>
+            <w:shd w:fill="E8F4E8" w:val="clear"/>
+            <w:tcBorders>
+              <w:left w:val="single" w:sz="24" w:space="0" w:color="2E7D32"/>
+              <w:top w:val="single" w:sz="4" w:space="0" w:color="E8F4E8"/>
+              <w:bottom w:val="single" w:sz="4" w:space="0" w:color="E8F4E8"/>
+              <w:right w:val="single" w:sz="4" w:space="0" w:color="E8F4E8"/>
+            </w:tcBorders>
+          </w:tcPr>
+          <w:p>
+            <w:pPr>
+              <w:spacing w:before="80" w:after="120"/>
+            </w:pPr>
+            <w:r>
+              <w:rPr>
+                <w:rFonts w:ascii="Arial" w:hAnsi="Arial"/>
+                <w:b/>
+                <w:i w:val="0"/>
+                <w:color w:val="2E7D32"/>
+                <w:sz w:val="21"/>
+              </w:rPr>
+              <w:t>Firm administrators</w:t>
+            </w:r>
+          </w:p>
+          <w:p>
+            <w:pPr>
+              <w:spacing w:before="40" w:after="40"/>
+            </w:pPr>
+            <w:r>
+              <w:rPr>
+                <w:rFonts w:ascii="Arial" w:hAnsi="Arial"/>
+                <w:b w:val="0"/>
+                <w:i w:val="0"/>
+                <w:color w:val="333333"/>
+                <w:sz w:val="20"/>
+              </w:rPr>
+              <w:t>Update this table to match your actual subscriptions. A tool is only Tier 1 if your firm has the specific license that includes enterprise data protections and IT has set it up and approved it.</w:t>
+            </w:r>
+          </w:p>
+        </w:tc>
+      </w:tr>
+    </w:tbl>
     <w:p>
       <w:pPr>
-        <w:spacing w:before="120" w:after="120"/>
-        <w:ind w:left="360"/>
-      </w:pPr>
-      <w:r>
-        <w:rPr>
-          <w:rFonts w:ascii="Arial" w:hAnsi="Arial"/>
-          <w:b w:val="0"/>
-          <w:i/>
-          <w:color w:val="666666"/>
-          <w:sz w:val="20"/>
-        </w:rPr>
-      </w:r>
-      <w:r>
-        <w:rPr>
-          <w:rFonts w:ascii="Arial" w:hAnsi="Arial"/>
-          <w:b/>
-          <w:i w:val="0"/>
-          <w:color w:val="666666"/>
-          <w:sz w:val="20"/>
-        </w:rPr>
-        <w:t>Firm administrators:</w:t>
-      </w:r>
-      <w:r>
-        <w:rPr>
-          <w:rFonts w:ascii="Arial" w:hAnsi="Arial"/>
-          <w:b w:val="0"/>
-          <w:i/>
-          <w:color w:val="666666"/>
-          <w:sz w:val="20"/>
-        </w:rPr>
-        <w:t xml:space="preserve"> Update this table to match your actual subscriptions. A tool is only Tier 1 if your firm has the specific license that includes enterprise data protections and IT has set it up and approved it.</w:t>
-      </w:r>
+        <w:spacing w:before="40" w:after="40"/>
+      </w:pPr>
     </w:p>
     <w:p>
       <w:pPr>
@@ -2121,184 +2145,244 @@
         <w:t>You are responsible for anything you put your name on, no matter how it was produced. AI-generated content in stamped or sealed documents must never stand on its own — the professional of record must independently verify it.</w:t>
       </w:r>
     </w:p>
+    <w:tbl>
+      <w:tblPr>
+        <w:jc w:val="center"/>
+        <w:tblLook w:firstColumn="1" w:firstRow="1" w:lastColumn="0" w:lastRow="0" w:noHBand="0" w:noVBand="1" w:val="04A0"/>
+        <w:tblW w:w="9360" w:type="dxa"/>
+      </w:tblPr>
+      <w:tblGrid>
+        <w:gridCol w:w="9360"/>
+      </w:tblGrid>
+      <w:tr>
+        <w:tc>
+          <w:tcPr>
+            <w:tcW w:type="dxa" w:w="9360"/>
+            <w:shd w:fill="E8F4E8" w:val="clear"/>
+            <w:tcBorders>
+              <w:left w:val="single" w:sz="24" w:space="0" w:color="2E7D32"/>
+              <w:top w:val="single" w:sz="4" w:space="0" w:color="E8F4E8"/>
+              <w:bottom w:val="single" w:sz="4" w:space="0" w:color="E8F4E8"/>
+              <w:right w:val="single" w:sz="4" w:space="0" w:color="E8F4E8"/>
+            </w:tcBorders>
+          </w:tcPr>
+          <w:p>
+            <w:pPr>
+              <w:spacing w:before="80" w:after="120"/>
+            </w:pPr>
+            <w:r>
+              <w:rPr>
+                <w:rFonts w:ascii="Arial" w:hAnsi="Arial"/>
+                <w:b/>
+                <w:i w:val="0"/>
+                <w:color w:val="2E7D32"/>
+                <w:sz w:val="21"/>
+              </w:rPr>
+              <w:t>Firm administrators</w:t>
+            </w:r>
+          </w:p>
+          <w:p>
+            <w:pPr>
+              <w:spacing w:before="40" w:after="40"/>
+            </w:pPr>
+            <w:r>
+              <w:rPr>
+                <w:rFonts w:ascii="Arial" w:hAnsi="Arial"/>
+                <w:b w:val="0"/>
+                <w:i w:val="0"/>
+                <w:color w:val="333333"/>
+                <w:sz w:val="20"/>
+              </w:rPr>
+              <w:t>Define your review requirements based on your practice areas and risk tolerance. Some insurance carriers are issuing specific guidance on AI-generated work product — check with your broker. At a minimum, consider this framework:</w:t>
+            </w:r>
+          </w:p>
+          <w:p>
+            <w:pPr>
+              <w:spacing w:before="40" w:after="40"/>
+              <w:ind w:left="360" w:hanging="216"/>
+            </w:pPr>
+            <w:r>
+              <w:rPr>
+                <w:rFonts w:ascii="Arial" w:hAnsi="Arial"/>
+                <w:b w:val="0"/>
+                <w:i w:val="0"/>
+                <w:color w:val="333333"/>
+                <w:sz w:val="20"/>
+              </w:rPr>
+              <w:t xml:space="preserve">• </w:t>
+            </w:r>
+            <w:r>
+              <w:rPr>
+                <w:rFonts w:ascii="Arial" w:hAnsi="Arial"/>
+                <w:b w:val="0"/>
+                <w:i w:val="0"/>
+                <w:color w:val="333333"/>
+                <w:sz w:val="20"/>
+              </w:rPr>
+            </w:r>
+            <w:r>
+              <w:rPr>
+                <w:rFonts w:ascii="Arial" w:hAnsi="Arial"/>
+                <w:b/>
+                <w:i w:val="0"/>
+                <w:color w:val="333333"/>
+                <w:sz w:val="20"/>
+              </w:rPr>
+              <w:t>Conceptual and internal use</w:t>
+            </w:r>
+            <w:r>
+              <w:rPr>
+                <w:rFonts w:ascii="Arial" w:hAnsi="Arial"/>
+                <w:b w:val="0"/>
+                <w:i w:val="0"/>
+                <w:color w:val="333333"/>
+                <w:sz w:val="20"/>
+              </w:rPr>
+              <w:t xml:space="preserve"> (brainstorming, internal memos, research summaries): Check for factual accuracy before relying on the output.</w:t>
+            </w:r>
+          </w:p>
+          <w:p>
+            <w:pPr>
+              <w:spacing w:before="40" w:after="40"/>
+              <w:ind w:left="360" w:hanging="216"/>
+            </w:pPr>
+            <w:r>
+              <w:rPr>
+                <w:rFonts w:ascii="Arial" w:hAnsi="Arial"/>
+                <w:b w:val="0"/>
+                <w:i w:val="0"/>
+                <w:color w:val="333333"/>
+                <w:sz w:val="20"/>
+              </w:rPr>
+              <w:t xml:space="preserve">• </w:t>
+            </w:r>
+            <w:r>
+              <w:rPr>
+                <w:rFonts w:ascii="Arial" w:hAnsi="Arial"/>
+                <w:b w:val="0"/>
+                <w:i w:val="0"/>
+                <w:color w:val="333333"/>
+                <w:sz w:val="20"/>
+              </w:rPr>
+            </w:r>
+            <w:r>
+              <w:rPr>
+                <w:rFonts w:ascii="Arial" w:hAnsi="Arial"/>
+                <w:b/>
+                <w:i w:val="0"/>
+                <w:color w:val="333333"/>
+                <w:sz w:val="20"/>
+              </w:rPr>
+              <w:t>Client-facing deliverables</w:t>
+            </w:r>
+            <w:r>
+              <w:rPr>
+                <w:rFonts w:ascii="Arial" w:hAnsi="Arial"/>
+                <w:b w:val="0"/>
+                <w:i w:val="0"/>
+                <w:color w:val="333333"/>
+                <w:sz w:val="20"/>
+              </w:rPr>
+              <w:t xml:space="preserve"> (reports, presentations, renderings shown to clients): Have a project manager or senior staff member review before delivery.</w:t>
+            </w:r>
+          </w:p>
+          <w:p>
+            <w:pPr>
+              <w:spacing w:before="40" w:after="40"/>
+              <w:ind w:left="360" w:hanging="216"/>
+            </w:pPr>
+            <w:r>
+              <w:rPr>
+                <w:rFonts w:ascii="Arial" w:hAnsi="Arial"/>
+                <w:b w:val="0"/>
+                <w:i w:val="0"/>
+                <w:color w:val="333333"/>
+                <w:sz w:val="20"/>
+              </w:rPr>
+              <w:t xml:space="preserve">• </w:t>
+            </w:r>
+            <w:r>
+              <w:rPr>
+                <w:rFonts w:ascii="Arial" w:hAnsi="Arial"/>
+                <w:b w:val="0"/>
+                <w:i w:val="0"/>
+                <w:color w:val="333333"/>
+                <w:sz w:val="20"/>
+              </w:rPr>
+            </w:r>
+            <w:r>
+              <w:rPr>
+                <w:rFonts w:ascii="Arial" w:hAnsi="Arial"/>
+                <w:b/>
+                <w:i w:val="0"/>
+                <w:color w:val="333333"/>
+                <w:sz w:val="20"/>
+              </w:rPr>
+              <w:t>Technical and code-compliance work</w:t>
+            </w:r>
+            <w:r>
+              <w:rPr>
+                <w:rFonts w:ascii="Arial" w:hAnsi="Arial"/>
+                <w:b w:val="0"/>
+                <w:i w:val="0"/>
+                <w:color w:val="333333"/>
+                <w:sz w:val="20"/>
+              </w:rPr>
+              <w:t xml:space="preserve"> (calculations, code analysis, specification language, drawing annotations): Have a licensed professional in the appropriate discipline review before it goes into documents of record.</w:t>
+            </w:r>
+          </w:p>
+          <w:p>
+            <w:pPr>
+              <w:spacing w:before="40" w:after="40"/>
+              <w:ind w:left="360" w:hanging="216"/>
+            </w:pPr>
+            <w:r>
+              <w:rPr>
+                <w:rFonts w:ascii="Arial" w:hAnsi="Arial"/>
+                <w:b w:val="0"/>
+                <w:i w:val="0"/>
+                <w:color w:val="333333"/>
+                <w:sz w:val="20"/>
+              </w:rPr>
+              <w:t xml:space="preserve">• </w:t>
+            </w:r>
+            <w:r>
+              <w:rPr>
+                <w:rFonts w:ascii="Arial" w:hAnsi="Arial"/>
+                <w:b w:val="0"/>
+                <w:i w:val="0"/>
+                <w:color w:val="333333"/>
+                <w:sz w:val="20"/>
+              </w:rPr>
+            </w:r>
+            <w:r>
+              <w:rPr>
+                <w:rFonts w:ascii="Arial" w:hAnsi="Arial"/>
+                <w:b/>
+                <w:i w:val="0"/>
+                <w:color w:val="333333"/>
+                <w:sz w:val="20"/>
+              </w:rPr>
+              <w:t>Stamped or sealed documents:</w:t>
+            </w:r>
+            <w:r>
+              <w:rPr>
+                <w:rFonts w:ascii="Arial" w:hAnsi="Arial"/>
+                <w:b w:val="0"/>
+                <w:i w:val="0"/>
+                <w:color w:val="333333"/>
+                <w:sz w:val="20"/>
+              </w:rPr>
+              <w:t xml:space="preserve"> The professional of record must independently verify any AI-assisted content before it's incorporated.</w:t>
+            </w:r>
+          </w:p>
+        </w:tc>
+      </w:tr>
+    </w:tbl>
     <w:p>
       <w:pPr>
-        <w:spacing w:before="80" w:after="80"/>
-        <w:ind w:left="360"/>
-      </w:pPr>
-      <w:r>
-        <w:rPr>
-          <w:rFonts w:ascii="Arial" w:hAnsi="Arial"/>
-          <w:b w:val="0"/>
-          <w:i/>
-          <w:color w:val="666666"/>
-          <w:sz w:val="20"/>
-        </w:rPr>
-      </w:r>
-      <w:r>
-        <w:rPr>
-          <w:rFonts w:ascii="Arial" w:hAnsi="Arial"/>
-          <w:b/>
-          <w:i w:val="0"/>
-          <w:color w:val="666666"/>
-          <w:sz w:val="20"/>
-        </w:rPr>
-        <w:t>Firms:</w:t>
-      </w:r>
-      <w:r>
-        <w:rPr>
-          <w:rFonts w:ascii="Arial" w:hAnsi="Arial"/>
-          <w:b w:val="0"/>
-          <w:i/>
-          <w:color w:val="666666"/>
-          <w:sz w:val="20"/>
-        </w:rPr>
-        <w:t xml:space="preserve"> Define your review requirements based on your practice areas and risk tolerance. Some insurance carriers are issuing specific guidance on AI-generated work product — check with your broker. At a minimum, consider this framework:</w:t>
-      </w:r>
-    </w:p>
-    <w:p>
-      <w:pPr>
-        <w:pStyle w:val="ListBullet"/>
         <w:spacing w:before="40" w:after="40"/>
-        <w:ind w:left="1080"/>
-      </w:pPr>
-      <w:r>
-        <w:rPr>
-          <w:rFonts w:ascii="Arial" w:hAnsi="Arial"/>
-          <w:b w:val="0"/>
-          <w:i/>
-          <w:color w:val="666666"/>
-          <w:sz w:val="20"/>
-        </w:rPr>
-      </w:r>
-      <w:r>
-        <w:rPr>
-          <w:rFonts w:ascii="Arial" w:hAnsi="Arial"/>
-          <w:b/>
-          <w:i w:val="0"/>
-          <w:color w:val="666666"/>
-          <w:sz w:val="20"/>
-        </w:rPr>
-        <w:t>Conceptual and internal use</w:t>
-      </w:r>
-      <w:r>
-        <w:rPr>
-          <w:rFonts w:ascii="Arial" w:hAnsi="Arial"/>
-          <w:b w:val="0"/>
-          <w:i/>
-          <w:color w:val="666666"/>
-          <w:sz w:val="20"/>
-        </w:rPr>
-        <w:t xml:space="preserve"> (brainstorming, internal memos, research summaries): Check for factual accuracy before relying on the output.</w:t>
-      </w:r>
-    </w:p>
-    <w:p>
-      <w:pPr>
-        <w:pStyle w:val="ListBullet"/>
-        <w:spacing w:before="40" w:after="40"/>
-        <w:ind w:left="1080"/>
-      </w:pPr>
-      <w:r>
-        <w:rPr>
-          <w:rFonts w:ascii="Arial" w:hAnsi="Arial"/>
-          <w:b w:val="0"/>
-          <w:i/>
-          <w:color w:val="666666"/>
-          <w:sz w:val="20"/>
-        </w:rPr>
-      </w:r>
-      <w:r>
-        <w:rPr>
-          <w:rFonts w:ascii="Arial" w:hAnsi="Arial"/>
-          <w:b/>
-          <w:i w:val="0"/>
-          <w:color w:val="666666"/>
-          <w:sz w:val="20"/>
-        </w:rPr>
-        <w:t>Client-facing deliverables</w:t>
-      </w:r>
-      <w:r>
-        <w:rPr>
-          <w:rFonts w:ascii="Arial" w:hAnsi="Arial"/>
-          <w:b w:val="0"/>
-          <w:i/>
-          <w:color w:val="666666"/>
-          <w:sz w:val="20"/>
-        </w:rPr>
-        <w:t xml:space="preserve"> (reports, presentations, renderings shown to clients): Have a project manager or senior staff member review before delivery.</w:t>
-      </w:r>
-    </w:p>
-    <w:p>
-      <w:pPr>
-        <w:pStyle w:val="ListBullet"/>
-        <w:spacing w:before="40" w:after="40"/>
-        <w:ind w:left="1080"/>
-      </w:pPr>
-      <w:r>
-        <w:rPr>
-          <w:rFonts w:ascii="Arial" w:hAnsi="Arial"/>
-          <w:b w:val="0"/>
-          <w:i/>
-          <w:color w:val="666666"/>
-          <w:sz w:val="20"/>
-        </w:rPr>
-      </w:r>
-      <w:r>
-        <w:rPr>
-          <w:rFonts w:ascii="Arial" w:hAnsi="Arial"/>
-          <w:b/>
-          <w:i w:val="0"/>
-          <w:color w:val="666666"/>
-          <w:sz w:val="20"/>
-        </w:rPr>
-        <w:t>Technical and code-compliance work</w:t>
-      </w:r>
-      <w:r>
-        <w:rPr>
-          <w:rFonts w:ascii="Arial" w:hAnsi="Arial"/>
-          <w:b w:val="0"/>
-          <w:i/>
-          <w:color w:val="666666"/>
-          <w:sz w:val="20"/>
-        </w:rPr>
-        <w:t xml:space="preserve"> (calculations, code analysis, specification language, drawing annotations): Have a licensed professional in the appropriate discipline review before it goes into documents of record.</w:t>
-      </w:r>
-    </w:p>
-    <w:p>
-      <w:pPr>
-        <w:pStyle w:val="ListBullet"/>
-        <w:spacing w:before="40" w:after="40"/>
-        <w:ind w:left="1080"/>
-      </w:pPr>
-      <w:r>
-        <w:rPr>
-          <w:rFonts w:ascii="Arial" w:hAnsi="Arial"/>
-          <w:b w:val="0"/>
-          <w:i/>
-          <w:color w:val="666666"/>
-          <w:sz w:val="20"/>
-        </w:rPr>
-      </w:r>
-      <w:r>
-        <w:rPr>
-          <w:rFonts w:ascii="Arial" w:hAnsi="Arial"/>
-          <w:b/>
-          <w:i w:val="0"/>
-          <w:color w:val="666666"/>
-          <w:sz w:val="20"/>
-        </w:rPr>
-        <w:t>Stamped or sealed documents:</w:t>
-      </w:r>
-      <w:r>
-        <w:rPr>
-          <w:rFonts w:ascii="Arial" w:hAnsi="Arial"/>
-          <w:b w:val="0"/>
-          <w:i/>
-          <w:color w:val="666666"/>
-          <w:sz w:val="20"/>
-        </w:rPr>
-        <w:t xml:space="preserve"> The professional of record must independently verify any AI-assisted content before it's incorporated.</w:t>
-      </w:r>
+      </w:pPr>
     </w:p>
     <w:p>
       <w:pPr>
@@ -3067,40 +3151,64 @@
         <w:t xml:space="preserve"> Reporting quickly is not punished — waiting to report it creates legal risk.</w:t>
       </w:r>
     </w:p>
+    <w:tbl>
+      <w:tblPr>
+        <w:jc w:val="center"/>
+        <w:tblLook w:firstColumn="1" w:firstRow="1" w:lastColumn="0" w:lastRow="0" w:noHBand="0" w:noVBand="1" w:val="04A0"/>
+        <w:tblW w:w="9360" w:type="dxa"/>
+      </w:tblPr>
+      <w:tblGrid>
+        <w:gridCol w:w="9360"/>
+      </w:tblGrid>
+      <w:tr>
+        <w:tc>
+          <w:tcPr>
+            <w:tcW w:type="dxa" w:w="9360"/>
+            <w:shd w:fill="E8F4E8" w:val="clear"/>
+            <w:tcBorders>
+              <w:left w:val="single" w:sz="24" w:space="0" w:color="2E7D32"/>
+              <w:top w:val="single" w:sz="4" w:space="0" w:color="E8F4E8"/>
+              <w:bottom w:val="single" w:sz="4" w:space="0" w:color="E8F4E8"/>
+              <w:right w:val="single" w:sz="4" w:space="0" w:color="E8F4E8"/>
+            </w:tcBorders>
+          </w:tcPr>
+          <w:p>
+            <w:pPr>
+              <w:spacing w:before="80" w:after="120"/>
+            </w:pPr>
+            <w:r>
+              <w:rPr>
+                <w:rFonts w:ascii="Arial" w:hAnsi="Arial"/>
+                <w:b/>
+                <w:i w:val="0"/>
+                <w:color w:val="2E7D32"/>
+                <w:sz w:val="21"/>
+              </w:rPr>
+              <w:t>Firm administrators</w:t>
+            </w:r>
+          </w:p>
+          <w:p>
+            <w:pPr>
+              <w:spacing w:before="40" w:after="40"/>
+            </w:pPr>
+            <w:r>
+              <w:rPr>
+                <w:rFonts w:ascii="Arial" w:hAnsi="Arial"/>
+                <w:b w:val="0"/>
+                <w:i w:val="0"/>
+                <w:color w:val="333333"/>
+                <w:sz w:val="20"/>
+              </w:rPr>
+              <w:t>Insert your actual IT contact method above.</w:t>
+            </w:r>
+          </w:p>
+        </w:tc>
+      </w:tr>
+    </w:tbl>
     <w:p>
       <w:pPr>
-        <w:spacing w:before="120" w:after="120"/>
-        <w:ind w:left="360"/>
-      </w:pPr>
-      <w:r>
-        <w:rPr>
-          <w:rFonts w:ascii="Arial" w:hAnsi="Arial"/>
-          <w:b w:val="0"/>
-          <w:i/>
-          <w:color w:val="666666"/>
-          <w:sz w:val="20"/>
-        </w:rPr>
-      </w:r>
-      <w:r>
-        <w:rPr>
-          <w:rFonts w:ascii="Arial" w:hAnsi="Arial"/>
-          <w:b/>
-          <w:i w:val="0"/>
-          <w:color w:val="666666"/>
-          <w:sz w:val="20"/>
-        </w:rPr>
-        <w:t>Firms:</w:t>
-      </w:r>
-      <w:r>
-        <w:rPr>
-          <w:rFonts w:ascii="Arial" w:hAnsi="Arial"/>
-          <w:b w:val="0"/>
-          <w:i/>
-          <w:color w:val="666666"/>
-          <w:sz w:val="20"/>
-        </w:rPr>
-        <w:t xml:space="preserve"> Insert your actual IT contact method above.</w:t>
-      </w:r>
+        <w:spacing w:before="40" w:after="40"/>
+      </w:pPr>
     </w:p>
     <w:p>
       <w:pPr>
@@ -3419,40 +3527,64 @@
         <w:t>12. Training</w:t>
       </w:r>
     </w:p>
+    <w:tbl>
+      <w:tblPr>
+        <w:jc w:val="center"/>
+        <w:tblLook w:firstColumn="1" w:firstRow="1" w:lastColumn="0" w:lastRow="0" w:noHBand="0" w:noVBand="1" w:val="04A0"/>
+        <w:tblW w:w="9360" w:type="dxa"/>
+      </w:tblPr>
+      <w:tblGrid>
+        <w:gridCol w:w="9360"/>
+      </w:tblGrid>
+      <w:tr>
+        <w:tc>
+          <w:tcPr>
+            <w:tcW w:type="dxa" w:w="9360"/>
+            <w:shd w:fill="E8F4E8" w:val="clear"/>
+            <w:tcBorders>
+              <w:left w:val="single" w:sz="24" w:space="0" w:color="2E7D32"/>
+              <w:top w:val="single" w:sz="4" w:space="0" w:color="E8F4E8"/>
+              <w:bottom w:val="single" w:sz="4" w:space="0" w:color="E8F4E8"/>
+              <w:right w:val="single" w:sz="4" w:space="0" w:color="E8F4E8"/>
+            </w:tcBorders>
+          </w:tcPr>
+          <w:p>
+            <w:pPr>
+              <w:spacing w:before="80" w:after="120"/>
+            </w:pPr>
+            <w:r>
+              <w:rPr>
+                <w:rFonts w:ascii="Arial" w:hAnsi="Arial"/>
+                <w:b/>
+                <w:i w:val="0"/>
+                <w:color w:val="2E7D32"/>
+                <w:sz w:val="21"/>
+              </w:rPr>
+              <w:t>Firm administrators</w:t>
+            </w:r>
+          </w:p>
+          <w:p>
+            <w:pPr>
+              <w:spacing w:before="40" w:after="40"/>
+            </w:pPr>
+            <w:r>
+              <w:rPr>
+                <w:rFonts w:ascii="Arial" w:hAnsi="Arial"/>
+                <w:b w:val="0"/>
+                <w:i w:val="0"/>
+                <w:color w:val="333333"/>
+                <w:sz w:val="20"/>
+              </w:rPr>
+              <w:t>Consider requiring a short training session on this policy and your approved AI tools before giving staff access to Tier 1 or Tier 2 tools. An annual re-acknowledgment of this policy is a good idea. Training doesn't need to be complicated — a 30-minute walkthrough of the data levels, tool tiers, and what to do if something goes wrong is enough for most staff.</w:t>
+            </w:r>
+          </w:p>
+        </w:tc>
+      </w:tr>
+    </w:tbl>
     <w:p>
       <w:pPr>
-        <w:spacing w:before="120" w:after="120"/>
-        <w:ind w:left="360"/>
-      </w:pPr>
-      <w:r>
-        <w:rPr>
-          <w:rFonts w:ascii="Arial" w:hAnsi="Arial"/>
-          <w:b w:val="0"/>
-          <w:i/>
-          <w:color w:val="666666"/>
-          <w:sz w:val="20"/>
-        </w:rPr>
-      </w:r>
-      <w:r>
-        <w:rPr>
-          <w:rFonts w:ascii="Arial" w:hAnsi="Arial"/>
-          <w:b/>
-          <w:i w:val="0"/>
-          <w:color w:val="666666"/>
-          <w:sz w:val="20"/>
-        </w:rPr>
-        <w:t>Firms:</w:t>
-      </w:r>
-      <w:r>
-        <w:rPr>
-          <w:rFonts w:ascii="Arial" w:hAnsi="Arial"/>
-          <w:b w:val="0"/>
-          <w:i/>
-          <w:color w:val="666666"/>
-          <w:sz w:val="20"/>
-        </w:rPr>
-        <w:t xml:space="preserve"> Consider requiring a short training session on this policy and your approved AI tools before giving staff access to Tier 1 or Tier 2 tools. An annual re-acknowledgment of this policy is a good idea. Training doesn't need to be complicated — a 30-minute walkthrough of the data levels, tool tiers, and what to do if something goes wrong is enough for most staff.</w:t>
-      </w:r>
+        <w:spacing w:before="40" w:after="40"/>
+      </w:pPr>
     </w:p>
     <w:p>
       <w:pPr>

--- a/policies/aec/AI-Acceptable-Use-Policy-AEC.docx
+++ b/policies/aec/AI-Acceptable-Use-Policy-AEC.docx
@@ -497,7 +497,7 @@
         <w:pStyle w:val="Heading3"/>
       </w:pPr>
       <w:r>
-        <w:t>Tier 1 — Pre-Approved (IT-managed, enterprise protections confirmed)</w:t>
+        <w:t>Tier 1 Pre-Approved (IT-managed, enterprise protections confirmed)</w:t>
       </w:r>
     </w:p>
     <w:p>
@@ -1057,7 +1057,7 @@
         <w:pStyle w:val="Heading3"/>
       </w:pPr>
       <w:r>
-        <w:t>Tier 2 — Approved with Restrictions (enterprise protections confirmed, requires IT setup)</w:t>
+        <w:t>Tier 2 Approved with Restrictions (enterprise protections confirmed, requires IT setup)</w:t>
       </w:r>
     </w:p>
     <w:p>
@@ -1387,7 +1387,7 @@
         <w:pStyle w:val="Heading3"/>
       </w:pPr>
       <w:r>
-        <w:t>Tier 3 — Approved for General Knowledge Only (No ZDR or unverified)</w:t>
+        <w:t>Tier 3 Approved for General Knowledge Only (No ZDR or unverified)</w:t>
       </w:r>
     </w:p>
     <w:p>
@@ -1445,7 +1445,7 @@
         <w:pStyle w:val="Heading3"/>
       </w:pPr>
       <w:r>
-        <w:t>Tier 4 — Prohibited</w:t>
+        <w:t>Tier 4 Prohibited</w:t>
       </w:r>
     </w:p>
     <w:p>
@@ -1734,7 +1734,7 @@
         <w:pStyle w:val="Heading3"/>
       </w:pPr>
       <w:r>
-        <w:t>Level 1 — Public / General Knowledge</w:t>
+        <w:t>Level 1 Public / General Knowledge</w:t>
       </w:r>
     </w:p>
     <w:p>
@@ -1816,7 +1816,7 @@
         <w:pStyle w:val="Heading3"/>
       </w:pPr>
       <w:r>
-        <w:t>Level 2 — Internal / Low Sensitivity</w:t>
+        <w:t>Level 2 Internal / Low Sensitivity</w:t>
       </w:r>
     </w:p>
     <w:p>
@@ -1898,7 +1898,7 @@
         <w:pStyle w:val="Heading3"/>
       </w:pPr>
       <w:r>
-        <w:t>Level 3 — Confidential / Project Data</w:t>
+        <w:t>Level 3 Confidential / Project Data</w:t>
       </w:r>
     </w:p>
     <w:p>
@@ -1980,7 +1980,7 @@
         <w:pStyle w:val="Heading3"/>
       </w:pPr>
       <w:r>
-        <w:t>Level 4 — Restricted</w:t>
+        <w:t>Level 4 Restricted</w:t>
       </w:r>
     </w:p>
     <w:p>
@@ -2078,7 +2078,7 @@
         <w:pStyle w:val="Heading3"/>
       </w:pPr>
       <w:r>
-        <w:t>7.1 — Professional Review of AI-Generated Output</w:t>
+        <w:t>7.1 Professional Review of AI-Generated Output</w:t>
       </w:r>
     </w:p>
     <w:p>
@@ -2389,7 +2389,7 @@
         <w:pStyle w:val="Heading3"/>
       </w:pPr>
       <w:r>
-        <w:t>7.2 — Disclosure and Transparency</w:t>
+        <w:t>7.2 Disclosure and Transparency</w:t>
       </w:r>
     </w:p>
     <w:p>
@@ -2445,7 +2445,7 @@
         <w:pStyle w:val="Heading3"/>
       </w:pPr>
       <w:r>
-        <w:t>7.3 — Intellectual Property and Copyright</w:t>
+        <w:t>7.3 Intellectual Property and Copyright</w:t>
       </w:r>
     </w:p>
     <w:p>
@@ -2501,7 +2501,7 @@
         <w:pStyle w:val="Heading3"/>
       </w:pPr>
       <w:r>
-        <w:t>7.4 — AI for Code and Computational Design</w:t>
+        <w:t>7.4 AI for Code and Computational Design</w:t>
       </w:r>
     </w:p>
     <w:p>
@@ -2524,7 +2524,7 @@
         <w:pStyle w:val="Heading3"/>
       </w:pPr>
       <w:r>
-        <w:t>7.5 — Data Minimization</w:t>
+        <w:t>7.5 Data Minimization</w:t>
       </w:r>
     </w:p>
     <w:p>
@@ -2547,7 +2547,7 @@
         <w:pStyle w:val="Heading3"/>
       </w:pPr>
       <w:r>
-        <w:t>7.6 — Records Retention and Discoverability</w:t>
+        <w:t>7.6 Records Retention and Discoverability</w:t>
       </w:r>
     </w:p>
     <w:p>
@@ -2570,7 +2570,7 @@
         <w:pStyle w:val="Heading3"/>
       </w:pPr>
       <w:r>
-        <w:t>7.7 — Output Storage</w:t>
+        <w:t>7.7 Output Storage</w:t>
       </w:r>
     </w:p>
     <w:p>
@@ -2593,7 +2593,7 @@
         <w:pStyle w:val="Heading3"/>
       </w:pPr>
       <w:r>
-        <w:t>7.8 — AI in Client Communications</w:t>
+        <w:t>7.8 AI in Client Communications</w:t>
       </w:r>
     </w:p>
     <w:p>
